--- a/docs/apply/_submit/LX-page-draft-2026-10-06.docx
+++ b/docs/apply/_submit/LX-page-draft-2026-10-06.docx
@@ -31,9 +31,9 @@
       <w:r>
         <w:rPr>
           <w:rFonts w:ascii="Malgun Gothic" w:hAnsi="Malgun Gothic" w:eastAsia="Malgun Gothic" w:cs="Malgun Gothic"/>
-          <w:b/>
+          <w:b w:val="0"/>
         </w:rPr>
-        <w:t>[국문 초록 기입 필요: 원본에서 옮겨 투고 규정 분량에 맞출 것]</w:t>
+        <w:t>공공행정자료를 결합한 상업용 공실 정보는 상세한 공간 출력을 제공하지만, 계산의 일관성과 현실 공실 정확성은 서로 다른 검증을 요구한다. 본 연구는 PlaceOS의 동결 가공 자료를 대상으로 구조 일관성, 고정 입력 계산 재현 및 폴리곤 행 순서에 대한 민감도를 평가하였다. 검사 범위는 66거점의 52,642개 마스터 폴리곤이며, 규칙별 적용 분모와 미평가 항목을 구분하였다. 기존 반복 실행에서 마스터·커버리지·서빙 비교는 66/66 일치했고, 별도 셀 재합산과 Gold→서빙 비교에서도 일치를 확인하였다. 그러나 기존 순서 변형 시험 198회에서 거점 전체 집계의 변화가 없었음에도 65거점의 격자 소속 또는 분자·분모는 영향을 받았다. 이는 고정 입력의 재현과 공간 출력의 순서 불변성이 구분되어야 함을 보여준다. 독립 현실 정답과 원천 관측시점 정렬이 확보되지 않아 현실 공실 정확도 및 오류 수정 효과는 평가하지 않았다. 본 연구는 계산 재현의 성공을 공간적 안정성이나 현실 정확성으로 확대하지 않는 검증·보고 절차를 제시한다.</w:t>
       </w:r>
     </w:p>
     <w:p>
@@ -102,12 +102,222 @@
       </w:r>
     </w:p>
     <w:p>
+      <w:pPr>
+        <w:pStyle w:val="Heading2"/>
+      </w:pPr>
+      <w:r>
+        <w:rPr>
+          <w:rFonts w:ascii="Malgun Gothic" w:hAnsi="Malgun Gothic" w:eastAsia="Malgun Gothic" w:cs="Malgun Gothic"/>
+          <w:b w:val="0"/>
+        </w:rPr>
+        <w:t>1.1 문제의식</w:t>
+      </w:r>
+    </w:p>
+    <w:p>
+      <w:r>
+        <w:rPr>
+          <w:rFonts w:ascii="Malgun Gothic" w:hAnsi="Malgun Gothic" w:eastAsia="Malgun Gothic" w:cs="Malgun Gothic"/>
+          <w:b w:val="0"/>
+        </w:rPr>
+        <w:t>건축물대장과 GIS건물통합정보처럼 필지·건물 단위로 정비된 행정자료가 있어도, "어느 건물의 몇 층이 비어 있는가"는 행정 통계가 직접 답하지 않는 질문이다. 지역 단위 조사통계는 상권과 분기 단위로 집계되고, 필지·건물·층·점포는 서로 다른 기관의 자료에서 서로 다른 키와 단위로 관리된다. 이 자료들을 결합하면 공간정보 행정이 활용할 수 있는 건물·층 단위 정보를 만들 수 있지만, 그 정보를 어떤 근거로 믿을 수 있는지는 별개의 문제이다.</w:t>
+      </w:r>
+    </w:p>
+    <w:p>
+      <w:r>
+        <w:rPr>
+          <w:rFonts w:ascii="Malgun Gothic" w:hAnsi="Malgun Gothic" w:eastAsia="Malgun Gothic" w:cs="Malgun Gothic"/>
+          <w:b w:val="0"/>
+        </w:rPr>
+        <w:t>상업 공간의 입점 검토에는 상권 전체의 공실 수준과 함께 건물·층별 상태에 관한 정보가 필요하다. 그러나 지역 단위 조사통계를 개별 건물의 상태로 직접 해석할 수는 없다. PlaceOS의 Page는 건축물대장·점포·인허가 자료를 결합하여 건물의 수용량과 활성 정보를 구성하고, 이를 공실 대리값과 공간 격자로 제공한다. 이때 지도에 상세한 값이 표시된다는 사실과 해당 위치의 실제 공실 상태를 확인했다는 사실은 구분해야 한다. 본 연구의 대상은 이러한 공공행정자료 결합으로 생성된 가공 산출물이다.</w:t>
+      </w:r>
+    </w:p>
+    <w:p>
+      <w:r>
+        <w:rPr>
+          <w:rFonts w:ascii="Malgun Gothic" w:hAnsi="Malgun Gothic" w:eastAsia="Malgun Gothic" w:cs="Malgun Gothic"/>
+          <w:b w:val="0"/>
+        </w:rPr>
+        <w:t>이 산출물을 평가하려면 무엇이 검증되었는지를 구체적으로 밝혀야 한다. 계산식과 식별자가 일관되는지, 같은 입력으로 같은 결과를 얻는지, 내용이 같은 입력의 순서를 바꾸어도 공간 출력이 유지되는지는 서로 다른 질문이다. 동일한 결과를 반복해서 얻더라도 그 결과가 현실의 공실 상태와 일치하는지는 별도의 참조자료가 필요하다. 따라서 본 연구는 구조 일관성, 계산 재현성, 순서 민감도와 현실 정확성을 구분하고, 현재 확보한 근거로 판정할 수 있는 질문에 분석 범위를 한정한다.</w:t>
+      </w:r>
+    </w:p>
+    <w:p>
+      <w:pPr>
+        <w:pStyle w:val="Heading2"/>
+      </w:pPr>
+      <w:r>
+        <w:rPr>
+          <w:rFonts w:ascii="Malgun Gothic" w:hAnsi="Malgun Gothic" w:eastAsia="Malgun Gothic" w:cs="Malgun Gothic"/>
+          <w:b w:val="0"/>
+        </w:rPr>
+        <w:t>1.2 연구질문 RQ와 가설</w:t>
+      </w:r>
+    </w:p>
+    <w:p>
+      <w:r>
+        <w:rPr>
+          <w:rFonts w:ascii="Malgun Gothic" w:hAnsi="Malgun Gothic" w:eastAsia="Malgun Gothic" w:cs="Malgun Gothic"/>
+          <w:b w:val="0"/>
+        </w:rPr>
+        <w:t>본 연구는 동결한 PlaceOS 자료를 대상으로 다음을 묻는다. 첫째, 고정된 선택 입력에서 마스터와 서빙 응답을 재현할 수 있는가? 둘째, 같은 내용의 폴리곤을 다른 순서로 입력했을 때 거점 전체 집계와 격자 출력이 각각 유지되는가? 셋째, 구조·층 정보·관측시점에 관한 품질 항목 중 무엇을 검사할 수 있으며 무엇이 미평가로 남는가? 이 질문들은 보존 산출물과 기존 실행의 재검증을 대상으로 한다. 이미 관찰한 순서 민감도 결과를 사전등록된 확인 연구로 제시하지 않으며, 원천 자료의 전체 계보나 실제 공실 정확성을 검증한 것으로 확대하지 않는다.</w:t>
+      </w:r>
+    </w:p>
+    <w:p>
+      <w:r>
+        <w:rPr>
+          <w:rFonts w:ascii="Malgun Gothic" w:hAnsi="Malgun Gothic" w:eastAsia="Malgun Gothic" w:cs="Malgun Gothic"/>
+          <w:b w:val="0"/>
+        </w:rPr>
+        <w:t>검증 대상을 분명히 하기 위해 위 질문을 다음과 같이 식별한다. H1–H3은 동결 자료에 대한 계산 명제로, 가능한 모든 입력에서의 성질을 증명하는 가설이 아니다. H4는 독립 현실 정답이 필요한 후속 가설이다. 이미 얻은 결과에 맞춰 명제를 정리했으므로 사전등록 확인 연구로 해석하지 않는다.</w:t>
+      </w:r>
+    </w:p>
+    <w:p>
       <w:r>
         <w:rPr>
           <w:rFonts w:ascii="Malgun Gothic" w:hAnsi="Malgun Gothic" w:eastAsia="Malgun Gothic" w:cs="Malgun Gothic"/>
           <w:b/>
         </w:rPr>
-        <w:t>[서론 기입 필요: 문제의식 · 연구질문과 가설 · 기여와 범위 — 지적·건물 행정자료가 정비돼 있어도 "어느 건물 몇 층이 비었는가"는 행정 통계가 직접 답하지 않는다는 점으로 시작]</w:t>
+        <w:t>RQ1. 같은 선택 입력과 계산 조건에서 가공 산출물과 서빙 응답은 재현되는가?</w:t>
+      </w:r>
+      <w:r>
+        <w:rPr>
+          <w:rFonts w:ascii="Malgun Gothic" w:hAnsi="Malgun Gothic" w:eastAsia="Malgun Gothic" w:cs="Malgun Gothic"/>
+          <w:b w:val="0"/>
+        </w:rPr>
+        <w:t xml:space="preserve"> </w:t>
+      </w:r>
+      <w:r>
+        <w:rPr>
+          <w:rFonts w:ascii="Malgun Gothic" w:hAnsi="Malgun Gothic" w:eastAsia="Malgun Gothic" w:cs="Malgun Gothic"/>
+          <w:b/>
+        </w:rPr>
+        <w:t>H1:</w:t>
+      </w:r>
+      <w:r>
+        <w:rPr>
+          <w:rFonts w:ascii="Malgun Gothic" w:hAnsi="Malgun Gothic" w:eastAsia="Malgun Gothic" w:cs="Malgun Gothic"/>
+          <w:b w:val="0"/>
+        </w:rPr>
+        <w:t xml:space="preserve"> 동결 입력 반복에서 마스터, 커버리지 및 서빙 응답이 지정한 비교 기준에 따라 일치한다. 마스터는 바이트와 객체 값, 커버리지는 생성시각을 제외한 객체 값, 서빙은 전체 객체를 비교하며 어느 비교에서든 차이가 발견되면 해당 범위의 명제는 성립하지 않는다.</w:t>
+      </w:r>
+    </w:p>
+    <w:p>
+      <w:r>
+        <w:rPr>
+          <w:rFonts w:ascii="Malgun Gothic" w:hAnsi="Malgun Gothic" w:eastAsia="Malgun Gothic" w:cs="Malgun Gothic"/>
+          <w:b/>
+        </w:rPr>
+        <w:t>RQ2. 같은 폴리곤 내용의 입력 순서를 바꾸어도 거점 전체 집계는 유지되는가?</w:t>
+      </w:r>
+      <w:r>
+        <w:rPr>
+          <w:rFonts w:ascii="Malgun Gothic" w:hAnsi="Malgun Gothic" w:eastAsia="Malgun Gothic" w:cs="Malgun Gothic"/>
+          <w:b w:val="0"/>
+        </w:rPr>
+        <w:t xml:space="preserve"> </w:t>
+      </w:r>
+      <w:r>
+        <w:rPr>
+          <w:rFonts w:ascii="Malgun Gothic" w:hAnsi="Malgun Gothic" w:eastAsia="Malgun Gothic" w:cs="Malgun Gothic"/>
+          <w:b/>
+        </w:rPr>
+        <w:t>H2:</w:t>
+      </w:r>
+      <w:r>
+        <w:rPr>
+          <w:rFonts w:ascii="Malgun Gothic" w:hAnsi="Malgun Gothic" w:eastAsia="Malgun Gothic" w:cs="Malgun Gothic"/>
+          <w:b w:val="0"/>
+        </w:rPr>
+        <w:t xml:space="preserve"> 수행한 순서 변형 시험에서 거점 전체 집계의 변화가 없다. 검증 단위는 변형별 거점 집계이며, 관측한 변형에 한정해 판정한다.</w:t>
+      </w:r>
+    </w:p>
+    <w:p>
+      <w:r>
+        <w:rPr>
+          <w:rFonts w:ascii="Malgun Gothic" w:hAnsi="Malgun Gothic" w:eastAsia="Malgun Gothic" w:cs="Malgun Gothic"/>
+          <w:b/>
+        </w:rPr>
+        <w:t>RQ3. 거점 전체 집계가 유지될 때 격자별 공간 출력도 순서에 불변인가?</w:t>
+      </w:r>
+      <w:r>
+        <w:rPr>
+          <w:rFonts w:ascii="Malgun Gothic" w:hAnsi="Malgun Gothic" w:eastAsia="Malgun Gothic" w:cs="Malgun Gothic"/>
+          <w:b w:val="0"/>
+        </w:rPr>
+        <w:t xml:space="preserve"> </w:t>
+      </w:r>
+      <w:r>
+        <w:rPr>
+          <w:rFonts w:ascii="Malgun Gothic" w:hAnsi="Malgun Gothic" w:eastAsia="Malgun Gothic" w:cs="Malgun Gothic"/>
+          <w:b/>
+        </w:rPr>
+        <w:t>H3:</w:t>
+      </w:r>
+      <w:r>
+        <w:rPr>
+          <w:rFonts w:ascii="Malgun Gothic" w:hAnsi="Malgun Gothic" w:eastAsia="Malgun Gothic" w:cs="Malgun Gothic"/>
+          <w:b w:val="0"/>
+        </w:rPr>
+        <w:t xml:space="preserve"> 수행한 순서 변형 시험에서 격자 소속과 격자별 분자·분모가 모두 유지된다. 이 명제는 하나의 반례로도 반증될 수 있으며 거점 합계의 일치를 통과 기준으로 대신하지 않는다.</w:t>
+      </w:r>
+    </w:p>
+    <w:p>
+      <w:r>
+        <w:rPr>
+          <w:rFonts w:ascii="Malgun Gothic" w:hAnsi="Malgun Gothic" w:eastAsia="Malgun Gothic" w:cs="Malgun Gothic"/>
+          <w:b/>
+        </w:rPr>
+        <w:t>RQ4. 계산 공실 대리값은 같은 시점에 독립적으로 확인한 실제 공실과 부합하는가?</w:t>
+      </w:r>
+      <w:r>
+        <w:rPr>
+          <w:rFonts w:ascii="Malgun Gothic" w:hAnsi="Malgun Gothic" w:eastAsia="Malgun Gothic" w:cs="Malgun Gothic"/>
+          <w:b w:val="0"/>
+        </w:rPr>
+        <w:t xml:space="preserve"> </w:t>
+      </w:r>
+      <w:r>
+        <w:rPr>
+          <w:rFonts w:ascii="Malgun Gothic" w:hAnsi="Malgun Gothic" w:eastAsia="Malgun Gothic" w:cs="Malgun Gothic"/>
+          <w:b/>
+        </w:rPr>
+        <w:t>H4:</w:t>
+      </w:r>
+      <w:r>
+        <w:rPr>
+          <w:rFonts w:ascii="Malgun Gothic" w:hAnsi="Malgun Gothic" w:eastAsia="Malgun Gothic" w:cs="Malgun Gothic"/>
+          <w:b w:val="0"/>
+        </w:rPr>
+        <w:t xml:space="preserve"> 계산 공실 대리값은 같은 관측 단위·시점의 현장 참조값과 사전에 정한 허용오차 안에서 일치한다. 현재는 독립 참조값과 허용오차 기준이 확정되지 않았으므로 미검증 가설이다. 정답을 확보한 후에야 오차 측정과 가설 판정이 가능하다.</w:t>
+      </w:r>
+    </w:p>
+    <w:p>
+      <w:pPr>
+        <w:pStyle w:val="Heading2"/>
+      </w:pPr>
+      <w:r>
+        <w:rPr>
+          <w:rFonts w:ascii="Malgun Gothic" w:hAnsi="Malgun Gothic" w:eastAsia="Malgun Gothic" w:cs="Malgun Gothic"/>
+          <w:b w:val="0"/>
+        </w:rPr>
+        <w:t>1.3 연구의 기여와 범위</w:t>
+      </w:r>
+    </w:p>
+    <w:p>
+      <w:r>
+        <w:rPr>
+          <w:rFonts w:ascii="Malgun Gothic" w:hAnsi="Malgun Gothic" w:eastAsia="Malgun Gothic" w:cs="Malgun Gothic"/>
+          <w:b w:val="0"/>
+        </w:rPr>
+        <w:t>본 연구의 기여는 검사 결과를 관측 단위와 검증 범위에 연결해 제시하는 데 있다. 표시 객체인 폴리곤, 집계 객체인 지번, 출력 객체인 격자를 구분하여 같은 지번의 값 차이를 곧바로 오류로 세지 않는다. 또한 고정 입력의 반복 재현과 입력 순서에 대한 불변성을 별도로 검사하여, 거점 합계의 일치만으로는 확인되지 않는 공간 출력의 민감도를 드러낸다. 마지막으로 해시·보존 파일·실행 환경을 연결하되, 자료 접근 가능성과 전체 파이프라인 재현 여부를 별도로 명시한다. 이는 조건 D의 사례 분석에서 도출한 검증 절차와 해석상의 기여이며, 다른 자료나 구현에서의 성능을 입증하는 주장은 아니다.</w:t>
+      </w:r>
+    </w:p>
+    <w:p>
+      <w:r>
+        <w:rPr>
+          <w:rFonts w:ascii="Malgun Gothic" w:hAnsi="Malgun Gothic" w:eastAsia="Malgun Gothic" w:cs="Malgun Gothic"/>
+          <w:b w:val="0"/>
+        </w:rPr>
+        <w:t>현실 공실 정답이 없는 항목은 미평가로 남긴다. 기존 생활인구의 공간 해상도 분석은 원천과 연구 질문이 달라 본 연구의 결과에 합산하지 않는다. 다음 문헌 검토는 데이터 품질과 계산 재현성의 개념·보고 절차를 중심으로 하며, 공실 연구 전체의 체계적 문헌고찰이나 최초성의 입증을 목적으로 하지 않는다.</w:t>
       </w:r>
     </w:p>
     <w:p>

--- a/docs/apply/_submit/LX-page-draft-2026-10-06.docx
+++ b/docs/apply/_submit/LX-page-draft-2026-10-06.docx
@@ -2118,9 +2118,78 @@
       <w:r>
         <w:rPr>
           <w:rFonts w:ascii="Malgun Gothic" w:hAnsi="Malgun Gothic" w:eastAsia="Malgun Gothic" w:cs="Malgun Gothic"/>
+          <w:b w:val="0"/>
+        </w:rPr>
+        <w:t>공공행정자료를 결합해 건물·층 단위 공실 정보를 산출하는 일은 공간정보 행정이 자체 사업이나 위탁 사업으로 도입할 수 있는 과제이다. 본 사례가 시사하는 것은, 그러한 산출물을 활용하거나 공개할 때 값과 함께 다음 세 가지를 보고하는 것이 필요하다는 점이다. 이는 본 연구 결과에서 도출한 설계상의 제안이며, 이 보고가 이용자의 판단을 개선하는지는 검증하지 않았다.</w:t>
+      </w:r>
+    </w:p>
+    <w:p>
+      <w:r>
+        <w:rPr>
+          <w:rFonts w:ascii="Malgun Gothic" w:hAnsi="Malgun Gothic" w:eastAsia="Malgun Gothic" w:cs="Malgun Gothic"/>
+          <w:b w:val="0"/>
+        </w:rPr>
+        <w:t xml:space="preserve">첫째, </w:t>
+      </w:r>
+      <w:r>
+        <w:rPr>
+          <w:rFonts w:ascii="Malgun Gothic" w:hAnsi="Malgun Gothic" w:eastAsia="Malgun Gothic" w:cs="Malgun Gothic"/>
           <w:b/>
         </w:rPr>
-        <w:t>[정책적 함의 기입 필요: 행정이 이 결합을 쓸 때 함께 공개·보고할 것(입력 묶음 특정 · 검사 단위 · 미평가 항목) — 대표자가 직접 작성]</w:t>
+        <w:t>입력 묶음을 특정해야 한다.</w:t>
+      </w:r>
+      <w:r>
+        <w:rPr>
+          <w:rFonts w:ascii="Malgun Gothic" w:hAnsi="Malgun Gothic" w:eastAsia="Malgun Gothic" w:cs="Malgun Gothic"/>
+          <w:b w:val="0"/>
+        </w:rPr>
+        <w:t xml:space="preserve"> 같은 계산이라도 어느 시점의 어떤 자료를 입력했는지에 따라 결과가 달라지므로, 산출물에는 사용한 원천 자료의 범위와 고정 방법, 그리고 같은 입력으로 다시 계산했을 때 일치하는지 여부를 함께 기록하는 것이 바람직하다. 고정 입력의 반복 재현은 입력이 특정될 때에만 의미가 있다.</w:t>
+      </w:r>
+    </w:p>
+    <w:p>
+      <w:r>
+        <w:rPr>
+          <w:rFonts w:ascii="Malgun Gothic" w:hAnsi="Malgun Gothic" w:eastAsia="Malgun Gothic" w:cs="Malgun Gothic"/>
+          <w:b w:val="0"/>
+        </w:rPr>
+        <w:t xml:space="preserve">둘째, </w:t>
+      </w:r>
+      <w:r>
+        <w:rPr>
+          <w:rFonts w:ascii="Malgun Gothic" w:hAnsi="Malgun Gothic" w:eastAsia="Malgun Gothic" w:cs="Malgun Gothic"/>
+          <w:b/>
+        </w:rPr>
+        <w:t>검사 단위를 구분해 보고해야 한다.</w:t>
+      </w:r>
+      <w:r>
+        <w:rPr>
+          <w:rFonts w:ascii="Malgun Gothic" w:hAnsi="Malgun Gothic" w:eastAsia="Malgun Gothic" w:cs="Malgun Gothic"/>
+          <w:b w:val="0"/>
+        </w:rPr>
+        <w:t xml:space="preserve"> 표시 객체인 건물 폴리곤, 집계 객체인 지번, 출력 객체인 격자는 서로 다른 단위이다. 거점 합계가 일치한다는 사실을 격자별 출력의 안정성으로 읽을 수 없고, 같은 지번 안의 값 차이를 곧바로 오류로 셀 수도 없다. 격자 단위 산출물을 공개하는 행정은 입력 정렬이나 처리 순서에 따라 격자 소속이 달라질 수 있음을 확인하고, 그 조건을 고정하거나 명시해야 한다.</w:t>
+      </w:r>
+    </w:p>
+    <w:p>
+      <w:r>
+        <w:rPr>
+          <w:rFonts w:ascii="Malgun Gothic" w:hAnsi="Malgun Gothic" w:eastAsia="Malgun Gothic" w:cs="Malgun Gothic"/>
+          <w:b w:val="0"/>
+        </w:rPr>
+        <w:t xml:space="preserve">셋째, </w:t>
+      </w:r>
+      <w:r>
+        <w:rPr>
+          <w:rFonts w:ascii="Malgun Gothic" w:hAnsi="Malgun Gothic" w:eastAsia="Malgun Gothic" w:cs="Malgun Gothic"/>
+          <w:b/>
+        </w:rPr>
+        <w:t>미평가 항목을 드러내야 한다.</w:t>
+      </w:r>
+      <w:r>
+        <w:rPr>
+          <w:rFonts w:ascii="Malgun Gothic" w:hAnsi="Malgun Gothic" w:eastAsia="Malgun Gothic" w:cs="Malgun Gothic"/>
+          <w:b w:val="0"/>
+        </w:rPr>
+        <w:t xml:space="preserve"> 구조 검사의 통과나 응답의 재현은 현실 공실 정확도의 보증이 아니다. 층 정보가 부족한 건물의 배정 범위는 통계적 신뢰구간이나 현실 오차와 구별해 적어야 하며, 현장 정답으로 확인하지 못한 항목은 확인하지 못했다고 밝혀야 한다. 현실 정확도를 검증하려면 관측시점이 맞는 참조자료와 독립 검토 절차를 먼저 갖추어야 하는데, 지번·건물·필지 자료를 보유한 행정과 공사가 이 참조 확보의 가장 가까운 위치에 있다는 점을 후속 협력의 가능성으로 제시한다.</w:t>
       </w:r>
     </w:p>
     <w:p>

--- a/docs/apply/_submit/LX-page-draft-2026-10-06.docx
+++ b/docs/apply/_submit/LX-page-draft-2026-10-06.docx
@@ -2120,7 +2120,7 @@
           <w:rFonts w:ascii="Malgun Gothic" w:hAnsi="Malgun Gothic" w:eastAsia="Malgun Gothic" w:cs="Malgun Gothic"/>
           <w:b w:val="0"/>
         </w:rPr>
-        <w:t>공공행정자료를 결합해 건물·층 단위 공실 정보를 산출하는 일은 공간정보 행정이 자체 사업이나 위탁 사업으로 도입할 수 있는 과제이다. 본 사례가 시사하는 것은, 그러한 산출물을 활용하거나 공개할 때 값과 함께 다음 세 가지를 보고하는 것이 필요하다는 점이다. 이는 본 연구 결과에서 도출한 설계상의 제안이며, 이 보고가 이용자의 판단을 개선하는지는 검증하지 않았다.</w:t>
+        <w:t>공공행정자료를 결합해 건물·층 단위 공실 정보를 산출하고 이를 행정이 활용하거나 공개하는 경우를 가정하면, 본 사례는 값과 함께 다음 세 가지를 보고할 것을 시사한다. 이는 한 서비스의 동결 산출물이라는 단일 사례에서 도출한 설계상의 제안이며, 다른 자료나 구현에도 같은 결과가 나온다는 주장이 아니고, 이 보고가 이용자의 판단을 개선하는지도 검증하지 않았다.</w:t>
       </w:r>
     </w:p>
     <w:p>
@@ -2136,14 +2136,14 @@
           <w:rFonts w:ascii="Malgun Gothic" w:hAnsi="Malgun Gothic" w:eastAsia="Malgun Gothic" w:cs="Malgun Gothic"/>
           <w:b/>
         </w:rPr>
-        <w:t>입력 묶음을 특정해야 한다.</w:t>
+        <w:t>입력 묶음을 특정하는 것이 필요하다.</w:t>
       </w:r>
       <w:r>
         <w:rPr>
           <w:rFonts w:ascii="Malgun Gothic" w:hAnsi="Malgun Gothic" w:eastAsia="Malgun Gothic" w:cs="Malgun Gothic"/>
           <w:b w:val="0"/>
         </w:rPr>
-        <w:t xml:space="preserve"> 같은 계산이라도 어느 시점의 어떤 자료를 입력했는지에 따라 결과가 달라지므로, 산출물에는 사용한 원천 자료의 범위와 고정 방법, 그리고 같은 입력으로 다시 계산했을 때 일치하는지 여부를 함께 기록하는 것이 바람직하다. 고정 입력의 반복 재현은 입력이 특정될 때에만 의미가 있다.</w:t>
+        <w:t xml:space="preserve"> 같은 계산이라도 어떤 자료를 입력했는지에 따라 결과가 달라지므로, 산출물에는 입력의 원천 경로, 선택 규칙, 파일 해시를 기록하고 같은 입력으로 다시 계산했을 때 일치하는지를 함께 밝히는 것이 바람직하다. 고정 입력의 반복 재현은 입력이 특정될 때에만 의미가 있다.</w:t>
       </w:r>
     </w:p>
     <w:p>
@@ -2159,14 +2159,14 @@
           <w:rFonts w:ascii="Malgun Gothic" w:hAnsi="Malgun Gothic" w:eastAsia="Malgun Gothic" w:cs="Malgun Gothic"/>
           <w:b/>
         </w:rPr>
-        <w:t>검사 단위를 구분해 보고해야 한다.</w:t>
+        <w:t>검사 단위를 구분하여 보고하는 것이 필요하다.</w:t>
       </w:r>
       <w:r>
         <w:rPr>
           <w:rFonts w:ascii="Malgun Gothic" w:hAnsi="Malgun Gothic" w:eastAsia="Malgun Gothic" w:cs="Malgun Gothic"/>
           <w:b w:val="0"/>
         </w:rPr>
-        <w:t xml:space="preserve"> 표시 객체인 건물 폴리곤, 집계 객체인 지번, 출력 객체인 격자는 서로 다른 단위이다. 거점 합계가 일치한다는 사실을 격자별 출력의 안정성으로 읽을 수 없고, 같은 지번 안의 값 차이를 곧바로 오류로 셀 수도 없다. 격자 단위 산출물을 공개하는 행정은 입력 정렬이나 처리 순서에 따라 격자 소속이 달라질 수 있음을 확인하고, 그 조건을 고정하거나 명시해야 한다.</w:t>
+        <w:t xml:space="preserve"> 표시 객체인 건물 폴리곤, 집계 객체인 지번, 출력 객체인 격자는 서로 다른 단위이다. 거점 합계가 일치한다는 사실을 격자별 출력의 안정성으로 읽을 수 없고, 같은 지번 안의 값 차이를 곧바로 오류로 셀 수도 없다. 본 사례의 사후 탐색(4.3절)에서는 같은 내용의 입력 순서를 바꾸었을 때 거점 합계는 변하지 않았지만 일부 거점에서 격자 소속 또는 분자·분모가 달라졌다. 따라서 격자 단위 산출물을 공개하는 경우 입력 순서에 따른 변동 여부를 확인하고 그 조건을 고정하거나 명시하는 것이 바람직하다.</w:t>
       </w:r>
     </w:p>
     <w:p>
@@ -2182,14 +2182,14 @@
           <w:rFonts w:ascii="Malgun Gothic" w:hAnsi="Malgun Gothic" w:eastAsia="Malgun Gothic" w:cs="Malgun Gothic"/>
           <w:b/>
         </w:rPr>
-        <w:t>미평가 항목을 드러내야 한다.</w:t>
+        <w:t>미평가 항목을 드러내는 것이 필요하다.</w:t>
       </w:r>
       <w:r>
         <w:rPr>
           <w:rFonts w:ascii="Malgun Gothic" w:hAnsi="Malgun Gothic" w:eastAsia="Malgun Gothic" w:cs="Malgun Gothic"/>
           <w:b w:val="0"/>
         </w:rPr>
-        <w:t xml:space="preserve"> 구조 검사의 통과나 응답의 재현은 현실 공실 정확도의 보증이 아니다. 층 정보가 부족한 건물의 배정 범위는 통계적 신뢰구간이나 현실 오차와 구별해 적어야 하며, 현장 정답으로 확인하지 못한 항목은 확인하지 못했다고 밝혀야 한다. 현실 정확도를 검증하려면 관측시점이 맞는 참조자료와 독립 검토 절차를 먼저 갖추어야 하는데, 지번·건물·필지 자료를 보유한 행정과 공사가 이 참조 확보의 가장 가까운 위치에 있다는 점을 후속 협력의 가능성으로 제시한다.</w:t>
+        <w:t xml:space="preserve"> 구조 검사의 통과나 응답의 재현은 현실 공실 정확도의 보증이 아니다. 층 정보가 부족한 건물의 배정 범위는 통계적 신뢰구간이나 현실 오차와 구별하여 적고, 현장 정답으로 확인하지 못한 항목은 확인하지 못했다고 밝히는 것이 바람직하다. 현실 정확도를 검증하려면 관측시점이 맞는 참조자료와 독립 검토 절차를 별도로 갖추어야 하며(5.4절), 그 확보 방식은 본 연구의 범위 밖이다.</w:t>
       </w:r>
     </w:p>
     <w:p>

--- a/docs/apply/_submit/LX-page-draft-2026-10-06.docx
+++ b/docs/apply/_submit/LX-page-draft-2026-10-06.docx
@@ -2120,7 +2120,7 @@
           <w:rFonts w:ascii="Malgun Gothic" w:hAnsi="Malgun Gothic" w:eastAsia="Malgun Gothic" w:cs="Malgun Gothic"/>
           <w:b w:val="0"/>
         </w:rPr>
-        <w:t>공공행정자료를 결합해 건물·층 단위 공실 정보를 산출하고 이를 행정이 활용하거나 공개하는 경우를 가정하면, 본 사례는 값과 함께 다음 세 가지를 보고할 것을 시사한다. 이는 한 서비스의 동결 산출물이라는 단일 사례에서 도출한 설계상의 제안이며, 다른 자료나 구현에도 같은 결과가 나온다는 주장이 아니고, 이 보고가 이용자의 판단을 개선하는지도 검증하지 않았다.</w:t>
+        <w:t>공공행정자료를 결합해 건물·층 단위 공실 정보를 산출하고 이를 행정이 활용하거나 공개하는 경우를 가정하면, 본 사례는 값과 함께 다음 세 가지를 보고할 것을 시사한다. 이는 한 서비스의 동결 산출물이라는 단일 사례에서 도출한 설계상의 제안이다. 다른 자료나 구현에도 같은 결과가 나온다는 주장이 아니며, 이 보고가 이용자의 판단을 개선하는지도 검증하지 않았다.</w:t>
       </w:r>
     </w:p>
     <w:p>
@@ -2143,7 +2143,7 @@
           <w:rFonts w:ascii="Malgun Gothic" w:hAnsi="Malgun Gothic" w:eastAsia="Malgun Gothic" w:cs="Malgun Gothic"/>
           <w:b w:val="0"/>
         </w:rPr>
-        <w:t xml:space="preserve"> 같은 계산이라도 어떤 자료를 입력했는지에 따라 결과가 달라지므로, 산출물에는 입력의 원천 경로, 선택 규칙, 파일 해시를 기록하고 같은 입력으로 다시 계산했을 때 일치하는지를 함께 밝히는 것이 바람직하다. 고정 입력의 반복 재현은 입력이 특정될 때에만 의미가 있다.</w:t>
+        <w:t xml:space="preserve"> 본 사례에서는 새 체크아웃에 일부 원본이 없고 기존 파일을 보유한 PC에서는 원본 해시를 확인할 수 있었던 것처럼, 같은 계산이라도 접근 가능한 입력의 범위가 환경마다 달랐다(5.3절). 따라서 산출물에는 입력의 원천 경로, 선택 규칙, 파일 해시와 실제로 접근 가능했던 파일의 범위를 기록하고, 같은 입력으로 다시 계산했을 때 일치하는지를 함께 밝히는 것이 바람직하다. 다만 해시는 파일의 동일성을 대조할 뿐 원천의 관측시점·완전성·접근권까지 보증하지 않으므로 이 점도 따로 적어야 한다.</w:t>
       </w:r>
     </w:p>
     <w:p>
@@ -2166,7 +2166,7 @@
           <w:rFonts w:ascii="Malgun Gothic" w:hAnsi="Malgun Gothic" w:eastAsia="Malgun Gothic" w:cs="Malgun Gothic"/>
           <w:b w:val="0"/>
         </w:rPr>
-        <w:t xml:space="preserve"> 표시 객체인 건물 폴리곤, 집계 객체인 지번, 출력 객체인 격자는 서로 다른 단위이다. 거점 합계가 일치한다는 사실을 격자별 출력의 안정성으로 읽을 수 없고, 같은 지번 안의 값 차이를 곧바로 오류로 셀 수도 없다. 본 사례의 사후 탐색(4.3절)에서는 같은 내용의 입력 순서를 바꾸었을 때 거점 합계는 변하지 않았지만 일부 거점에서 격자 소속 또는 분자·분모가 달라졌다. 따라서 격자 단위 산출물을 공개하는 경우 입력 순서에 따른 변동 여부를 확인하고 그 조건을 고정하거나 명시하는 것이 바람직하다.</w:t>
+        <w:t xml:space="preserve"> 표시 객체인 건물 폴리곤, 집계 객체인 지번, 출력 객체인 격자는 서로 다른 단위이다. 거점 합계가 일치한다는 사실을 격자별 출력의 안정성으로 읽을 수 없고, 같은 지번 안의 값 차이를 곧바로 오류로 셀 수도 없다. 본 사례의 사후 탐색(4.3절)에서는 같은 내용의 입력 순서를 바꾸었을 때 거점 합계는 변하지 않았지만 대다수 거점에서 격자 소속 또는 분자·분모가 달라졌다. 따라서 격자 단위 산출물을 공개하는 경우 입력 순서에 따른 변동 여부를 확인하고 그 조건을 고정하거나 명시하는 것이 바람직하다.</w:t>
       </w:r>
     </w:p>
     <w:p>
